--- a/ky/discovery-articles/6.2 Телефон.docx
+++ b/ky/discovery-articles/6.2 Телефон.docx
@@ -4,533 +4,351 @@
   <w:body>
     <w:p>
       <w:pPr>
-        <w:keepNext/>
-        <w:spacing w:before="280" w:after="120"/>
+        <w:pStyle w:val="Title"/>
+        <w:widowControl/>
       </w:pPr>
       <w:r>
-        <w:rPr>
-          <w:rFonts w:ascii="Calibri" w:hAnsi="Calibri" w:eastAsia="Calibri"/>
-          <w:b/>
-          <w:i w:val="0"/>
-          <w:color w:val="004E8C"/>
-          <w:sz w:val="44"/>
-        </w:rPr>
         <w:t>6.2 Телефон</w:t>
       </w:r>
     </w:p>
     <w:p>
       <w:pPr>
-        <w:spacing w:after="80"/>
+        <w:keepNext/>
+        <w:widowControl/>
       </w:pPr>
       <w:r>
         <w:rPr>
-          <w:rFonts w:ascii="Calibri" w:hAnsi="Calibri" w:eastAsia="Calibri"/>
-          <w:b w:val="0"/>
-          <w:i/>
-          <w:color w:val="505050"/>
-          <w:sz w:val="22"/>
+          <w:sz w:val="20"/>
         </w:rPr>
         <w:t>6. Санарип технологиялар, космос жана байланыш</w:t>
       </w:r>
     </w:p>
     <w:p>
       <w:pPr>
-        <w:spacing w:after="200"/>
+        <w:keepNext/>
+        <w:widowControl/>
       </w:pPr>
       <w:r>
         <w:rPr>
-          <w:rFonts w:ascii="Calibri" w:hAnsi="Calibri" w:eastAsia="Calibri"/>
-          <w:b w:val="0"/>
-          <w:i/>
-          <w:sz w:val="22"/>
+          <w:sz w:val="20"/>
         </w:rPr>
-        <w:t>Мезгил: 1876-жыл (Беллдин патенти); 1890–1920-жылдардагы кеңири жайылышы | Негизги өкүлдөр: Александр Грейам Белл; Элиша Грей; Антонио Меуччи</w:t>
+        <w:t>Мезгил: 1876-жыл (Беллдин патенти); 1890–1920-жылдардагы кеңири таралуу | Негизги салым кошкондор: Александр Грэм Белл; Элиша Грей; Антонио Меуччи</w:t>
       </w:r>
     </w:p>
     <w:p>
       <w:pPr>
-        <w:spacing w:after="160" w:line="276" w:lineRule="auto"/>
+        <w:widowControl/>
       </w:pPr>
       <w:r>
-        <w:rPr>
-          <w:rFonts w:ascii="Calibri" w:hAnsi="Calibri" w:eastAsia="Calibri"/>
-          <w:b w:val="0"/>
-          <w:i w:val="0"/>
-          <w:sz w:val="22"/>
-        </w:rPr>
-        <w:t>Телефон сүйлөгөн үндү электр сигналына айлантып, линиянын экинчи учунда кайра үн кылып чыгарат. Ал алыс аралыкта жандуу сүйлөшүүнү күнүмдүк кызматка айлантты.</w:t>
+        <w:t>Телефон сөздү электр сигналына айландырып, экинчи учунда кайра үн кылат. Ал алыскы адамдардын ошол замат сүйлөшүүсүн практикалык кызматка айландырган.</w:t>
       </w:r>
     </w:p>
     <w:p>
       <w:pPr>
-        <w:keepNext/>
-        <w:spacing w:before="240" w:after="120"/>
+        <w:pStyle w:val="Heading1"/>
+        <w:widowControl/>
       </w:pPr>
       <w:r>
-        <w:rPr>
-          <w:rFonts w:ascii="Calibri" w:hAnsi="Calibri" w:eastAsia="Calibri"/>
-          <w:b/>
-          <w:i w:val="0"/>
-          <w:color w:val="004E8C"/>
-          <w:sz w:val="28"/>
-        </w:rPr>
-        <w:t>Негизги фактылар</w:t>
+        <w:t>Негизги маалыматтар</w:t>
       </w:r>
     </w:p>
     <w:p>
       <w:pPr>
         <w:pStyle w:val="ListBullet"/>
+        <w:widowControl/>
       </w:pPr>
       <w:r>
-        <w:rPr>
-          <w:rFonts w:ascii="Calibri" w:hAnsi="Calibri" w:eastAsia="Calibri"/>
-          <w:b w:val="0"/>
-          <w:i w:val="0"/>
-          <w:sz w:val="22"/>
-        </w:rPr>
-        <w:t>Александр Грейам Белл 1876-жылы АКШнын патентин алган</w:t>
+        <w:t>Александр Грэм Белл 1876-жылы АКШнын патентин алган.</w:t>
       </w:r>
     </w:p>
     <w:p>
       <w:pPr>
         <w:pStyle w:val="ListBullet"/>
+        <w:widowControl/>
       </w:pPr>
       <w:r>
-        <w:rPr>
-          <w:rFonts w:ascii="Calibri" w:hAnsi="Calibri" w:eastAsia="Calibri"/>
-          <w:b w:val="0"/>
-          <w:i w:val="0"/>
-          <w:sz w:val="22"/>
-        </w:rPr>
-        <w:t>Элиша Грей ошол эле күнү окшош долбоор тууралуу алдын ала билдирме берген, ал эми Антонио Меуччи мындан мурда иштеген</w:t>
+        <w:t>Элиша Грей ошол эле күнү тектеш түзүлүш жөнүндө алдын ала билдирүү берген; Антонио Меуччинин мурдагы иштери болгон.</w:t>
       </w:r>
     </w:p>
     <w:p>
       <w:pPr>
         <w:pStyle w:val="ListBullet"/>
+        <w:widowControl/>
       </w:pPr>
       <w:r>
-        <w:rPr>
-          <w:rFonts w:ascii="Calibri" w:hAnsi="Calibri" w:eastAsia="Calibri"/>
-          <w:b w:val="0"/>
-          <w:i w:val="0"/>
-          <w:sz w:val="22"/>
-        </w:rPr>
-        <w:t>Алгачкы тутумдарда байланыштарды коммутатордо операторлор кол менен туташтырган</w:t>
+        <w:t>Алгачкы системаларда адамдар чалууларды коммутатордон туташтырган.</w:t>
       </w:r>
     </w:p>
     <w:p>
       <w:pPr>
         <w:pStyle w:val="ListBullet"/>
+        <w:widowControl/>
       </w:pPr>
       <w:r>
-        <w:rPr>
-          <w:rFonts w:ascii="Calibri" w:hAnsi="Calibri" w:eastAsia="Calibri"/>
-          <w:b w:val="0"/>
-          <w:i w:val="0"/>
-          <w:sz w:val="22"/>
-        </w:rPr>
-        <w:t>Автоматтык телефон станциялары жана кийинки санарип тармактар байланышты кеңири жайылтты</w:t>
+        <w:t>Автоматтык станциялар, кийин санарип тармактар идеяны чоң масштабга чыгарган.</w:t>
       </w:r>
     </w:p>
     <w:p>
       <w:pPr>
         <w:pStyle w:val="ListBullet"/>
+        <w:widowControl/>
       </w:pPr>
       <w:r>
-        <w:rPr>
-          <w:rFonts w:ascii="Calibri" w:hAnsi="Calibri" w:eastAsia="Calibri"/>
-          <w:b w:val="0"/>
-          <w:i w:val="0"/>
-          <w:sz w:val="22"/>
-        </w:rPr>
-        <w:t>Телефон адамдын үнүн зым аркылуу сапар тарттыра алды</w:t>
+        <w:t>Телефон адамдын үнүн зым аркылуу жүрө алган нерсеге айландырган.</w:t>
       </w:r>
     </w:p>
     <w:p>
       <w:pPr>
-        <w:keepNext/>
-        <w:spacing w:before="240" w:after="120"/>
+        <w:pStyle w:val="Heading1"/>
+        <w:widowControl/>
       </w:pPr>
       <w:r>
-        <w:rPr>
-          <w:rFonts w:ascii="Calibri" w:hAnsi="Calibri" w:eastAsia="Calibri"/>
-          <w:b/>
-          <w:i w:val="0"/>
-          <w:color w:val="004E8C"/>
-          <w:sz w:val="28"/>
-        </w:rPr>
-        <w:t>Бул эмне</w:t>
+        <w:t>Бул эмне?</w:t>
       </w:r>
     </w:p>
     <w:p>
       <w:pPr>
-        <w:spacing w:after="160" w:line="276" w:lineRule="auto"/>
+        <w:widowControl/>
       </w:pPr>
       <w:r>
-        <w:rPr>
-          <w:rFonts w:ascii="Calibri" w:hAnsi="Calibri" w:eastAsia="Calibri"/>
-          <w:b w:val="0"/>
-          <w:i w:val="0"/>
-          <w:sz w:val="22"/>
-        </w:rPr>
-        <w:t>Телефон сүйлөгөндө пайда болгон термелүүнү өзгөрүп турган электр сигналына айлантат. Линиянын экинчи учундагы кабылдагыч ал сигналды кайра үнгө айландырат. Эски пластинкадагы оюк музыкалык үн толкундарынын формасын кайталагандай, электр сигналы да адам үнүнүн өзгөрүшүн кайталайт. Телеграфтан айырмаланып, угуучу чекиттер менен сызыктарды чечмелебейт.</w:t>
+        <w:t>Телефон сүйлөгөндөгү термелүүнү өзгөрмөлүү электр сигналына өткөрөт. Экинчи жагында кабылдагыч сигналды кайра үнгө айландырат. Сигнал үндүн формасын ээрчийт — эски пластинканын оюгу музыканын формасын сактагандай. Телеграфтан айырмаланып, угарман чекит менен сызыкчаны чечмелебейт.</w:t>
       </w:r>
     </w:p>
     <w:p>
       <w:pPr>
-        <w:keepNext/>
-        <w:spacing w:before="240" w:after="120"/>
+        <w:pStyle w:val="Heading1"/>
+        <w:widowControl/>
       </w:pPr>
       <w:r>
-        <w:rPr>
-          <w:rFonts w:ascii="Calibri" w:hAnsi="Calibri" w:eastAsia="Calibri"/>
-          <w:b/>
-          <w:i w:val="0"/>
-          <w:color w:val="004E8C"/>
-          <w:sz w:val="28"/>
-        </w:rPr>
-        <w:t>Аны ким ачкан же ойлоп тапкан</w:t>
+        <w:t xml:space="preserve">Ким ойлоп тапкан</w:t>
       </w:r>
     </w:p>
     <w:p>
       <w:pPr>
-        <w:spacing w:after="160" w:line="276" w:lineRule="auto"/>
+        <w:widowControl/>
       </w:pPr>
       <w:r>
-        <w:rPr>
-          <w:rFonts w:ascii="Calibri" w:hAnsi="Calibri" w:eastAsia="Calibri"/>
-          <w:b w:val="0"/>
-          <w:i w:val="0"/>
-          <w:sz w:val="22"/>
-        </w:rPr>
-        <w:t>Александр Грейам Белл 1876-жылы АКШда телефон боюнча маанилүү патент алып, ийгиликтүү тутум түзгөн. Элиша Грей ошол эле күнү окшош долбоор жөнүндө билдирме берип, ким биринчи болгону тууралуу узак талаш чыккан. Антонио Меуччи андан мурда үн байланышы менен иштеген, бирок АКШда узак мөөнөттүү патент ала алган эмес. Демек, телефон бир нече тажрыйбанын, патенттин жана ишкердик чечимдин натыйжасында өнүккөн.</w:t>
+        <w:t>Александр Грэм Белл 1876-жылы телефон боюнча маанилүү АКШ патентин алып, ийгиликтүү система курган. Элиша Грей ошол эле күнү тектеш долбоор жөнүндө билдирүү бергендиктен, узак биринчилик талашы чыккан. Антонио Меуччи үн байланышы менен мурда иштеген, бирок узакка күчүндө турган АКШ патентин камсыз кыла алган эмес. Телефон бир нече тажрыйба, патент жана ишкердик чечимден өскөн.</w:t>
       </w:r>
     </w:p>
     <w:p>
       <w:pPr>
-        <w:keepNext/>
-        <w:spacing w:before="240" w:after="120"/>
+        <w:pStyle w:val="Heading1"/>
+        <w:widowControl/>
       </w:pPr>
       <w:r>
-        <w:rPr>
-          <w:rFonts w:ascii="Calibri" w:hAnsi="Calibri" w:eastAsia="Calibri"/>
-          <w:b/>
-          <w:i w:val="0"/>
-          <w:color w:val="004E8C"/>
-          <w:sz w:val="28"/>
-        </w:rPr>
-        <w:t>Качан жана кантип пайда болгон</w:t>
+        <w:t>Качан жана кантип пайда болгон?</w:t>
       </w:r>
     </w:p>
     <w:p>
       <w:pPr>
-        <w:spacing w:after="160" w:line="276" w:lineRule="auto"/>
+        <w:widowControl/>
       </w:pPr>
       <w:r>
-        <w:rPr>
-          <w:rFonts w:ascii="Calibri" w:hAnsi="Calibri" w:eastAsia="Calibri"/>
-          <w:b w:val="0"/>
-          <w:i w:val="0"/>
-          <w:sz w:val="22"/>
-        </w:rPr>
-        <w:t>1870-жылдардын аягында коомдук көрсөтүүлөр өткөрүлүп, алгачкы телефон станциялары ачылды. Станциядагы оператор чалгандарды коммутатордун тиешелүү уяларына штекер сайып туташтырган. Үйлөр менен ишканалар бири-бирине жакын жайгашкандыктан, телефон алгач шаарларда тарады. Узак линияларды куруу кымбат болгондуктан, айыл жерине жайыраак жетти.</w:t>
+        <w:t>1870-жылдардын аягында ачык көрсөтүүлөр жана алгачкы телефон станциялары келген. Операторлор тактадагы уячаларга штекер салып, чалгандарды бириктирген. Үй менен ишкана жакын болгондуктан шаарлар биринчи кабыл алган. Компаниялар узун линия курган сайын айыл кызматы жайыраак кеңейген.</w:t>
       </w:r>
     </w:p>
     <w:p>
       <w:pPr>
-        <w:keepNext/>
-        <w:spacing w:before="240" w:after="120"/>
+        <w:pStyle w:val="Heading1"/>
+        <w:widowControl/>
       </w:pPr>
       <w:r>
-        <w:rPr>
-          <w:rFonts w:ascii="Calibri" w:hAnsi="Calibri" w:eastAsia="Calibri"/>
-          <w:b/>
-          <w:i w:val="0"/>
-          <w:color w:val="004E8C"/>
-          <w:sz w:val="28"/>
-        </w:rPr>
-        <w:t>Илимий жактан мааниси</w:t>
+        <w:t>Илим үчүн мааниси</w:t>
       </w:r>
     </w:p>
     <w:p>
       <w:pPr>
-        <w:spacing w:after="160" w:line="276" w:lineRule="auto"/>
+        <w:widowControl/>
       </w:pPr>
       <w:r>
-        <w:rPr>
-          <w:rFonts w:ascii="Calibri" w:hAnsi="Calibri" w:eastAsia="Calibri"/>
-          <w:b w:val="0"/>
-          <w:i w:val="0"/>
-          <w:sz w:val="22"/>
-        </w:rPr>
-        <w:t>Телефон тынымсыз өзгөргөн аналогдук сигнал аркылуу адамдын сөзүн жеткирүүгө болорун көрсөттү. Ал акустиканы, электр илимин жана кийин санарип электрониканы бир тармакта бириктирди. Инженерлер байланыштарды которуу, ызы-чуу, алыска барганда сигналдын алсыроосу жана кызмат акысын так эсептөө көйгөйлөрүн чечиши керек эле. Ушул маселелер азыркы байланыш инженериясынын калыптанышына жардам берди.</w:t>
+        <w:t>Телефон тынымсыз өзгөргөн аналогдук сигнал сөздү ташый аларын көрсөткөн. Ал акустиканы, электрди, кийин санарип электрониканы бириктирген. Инженерлер туташтырууну, ызы-чууну, алыска сигнал жоготууну жана төлөмдү ишенимдүү эсептөөнү чечүүгө тийиш болгон. Бул маселелер азыркы байланыш инженериясын түзүүгө жардам берген.</w:t>
       </w:r>
     </w:p>
     <w:p>
       <w:pPr>
-        <w:keepNext/>
-        <w:spacing w:before="240" w:after="120"/>
+        <w:pStyle w:val="Heading1"/>
+        <w:widowControl/>
       </w:pPr>
       <w:r>
-        <w:rPr>
-          <w:rFonts w:ascii="Calibri" w:hAnsi="Calibri" w:eastAsia="Calibri"/>
-          <w:b/>
-          <w:i w:val="0"/>
-          <w:color w:val="004E8C"/>
-          <w:sz w:val="28"/>
-        </w:rPr>
-        <w:t>Кийинки өнүгүүлөргө тийгизген таасири</w:t>
+        <w:t>Кийинки өнүгүүгө тийгизген таасири</w:t>
       </w:r>
     </w:p>
     <w:p>
       <w:pPr>
-        <w:spacing w:after="160" w:line="276" w:lineRule="auto"/>
+        <w:widowControl/>
       </w:pPr>
       <w:r>
-        <w:rPr>
-          <w:rFonts w:ascii="Calibri" w:hAnsi="Calibri" w:eastAsia="Calibri"/>
-          <w:b w:val="0"/>
-          <w:i w:val="0"/>
-          <w:sz w:val="22"/>
-        </w:rPr>
-        <w:t>Автоматтык станциялар операторлорго болгон муктаждыкты азайтты. Суу астындагы кабелдер менен спутниктер чалууларды океандар аркылуу өткөрдү. Уюлдук тармактар колдонуучуга барган туруктуу зымды алып салса, интернет-телефония үндү санарип маалымат топтомдоруна айлантты. Жабдуу өзгөргөнү менен, негизги кызмат — алыстан жандуу сүйлөшүү — ошол бойдон калды.</w:t>
+        <w:t>Автоматтык станциялар оператор муктаждыгын азайткан. Деңиз астындагы кабелдер менен спутниктер океан аркылуу чалуу ташыган. Мобилдик тармак колдонуучуга чейинки туруктуу зымды алып салган, интернет чалуу үндү санарип маалымат пакеттерине айландырган. Жабдык өзгөргөн, бирок негизги кызмат — алыстан түз сүйлөшүү — сакталган.</w:t>
       </w:r>
     </w:p>
     <w:p>
       <w:pPr>
-        <w:keepNext/>
-        <w:spacing w:before="240" w:after="120"/>
+        <w:pStyle w:val="Heading1"/>
+        <w:widowControl/>
       </w:pPr>
       <w:r>
-        <w:rPr>
-          <w:rFonts w:ascii="Calibri" w:hAnsi="Calibri" w:eastAsia="Calibri"/>
-          <w:b/>
-          <w:i w:val="0"/>
-          <w:color w:val="004E8C"/>
-          <w:sz w:val="28"/>
-        </w:rPr>
-        <w:t>Адамдардын жашоосун кантип өзгөрткөн</w:t>
+        <w:t>Адамдардын жашоосун кантип өзгөрткөн?</w:t>
       </w:r>
     </w:p>
     <w:p>
       <w:pPr>
-        <w:spacing w:after="160" w:line="276" w:lineRule="auto"/>
+        <w:widowControl/>
       </w:pPr>
       <w:r>
-        <w:rPr>
-          <w:rFonts w:ascii="Calibri" w:hAnsi="Calibri" w:eastAsia="Calibri"/>
-          <w:b w:val="0"/>
-          <w:i w:val="0"/>
-          <w:sz w:val="22"/>
-        </w:rPr>
-        <w:t>Үй-бүлөлөр, дарыгерлер, редакциялар жана ишканалар жол жүрбөй эле сүйлөшө баштады. Шашылыш чалуу жардамды тез жеткирди. Бирок телефондун күтүүсүз шыңгыры адамдын ишин бөлүп, ар дайым байланышта болуу талабын да жаратты. Автоматташтырууга чейин коммутаторлор көптөгөн адамдарга, өзгөчө аялдарга жумуш берген.</w:t>
+        <w:t>Үй-бүлөлөр, дарыгерлер, редакциялар жана ишканалар жол жүрбөй сүйлөшө алган. Шашылыш чалуу тез жардам алып келген. Ошол эле учурда шыңгыраган телефон ишти бөлгөн жаңы көрүнүштү жана дайыма байланышка чыгуу күтүүсүн жараткан. Коммутаторлор, өзгөчө аялдар үчүн, көп жумуш берген; кийин автоматташтыруу ал иштин көбүн алып салган.</w:t>
       </w:r>
     </w:p>
     <w:p>
       <w:pPr>
-        <w:keepNext/>
-        <w:spacing w:before="240" w:after="120"/>
+        <w:pStyle w:val="Heading1"/>
+        <w:widowControl/>
       </w:pPr>
       <w:r>
-        <w:rPr>
-          <w:rFonts w:ascii="Calibri" w:hAnsi="Calibri" w:eastAsia="Calibri"/>
-          <w:b/>
-          <w:i w:val="0"/>
-          <w:color w:val="004E8C"/>
-          <w:sz w:val="28"/>
-        </w:rPr>
-        <w:t>Булактар жана шилтемелер</w:t>
+        <w:t>Булактар жана кошумча окуу</w:t>
       </w:r>
     </w:p>
     <w:p>
       <w:pPr>
-        <w:keepNext/>
-        <w:spacing w:before="240" w:after="120"/>
+        <w:pStyle w:val="Heading2"/>
+        <w:widowControl/>
       </w:pPr>
       <w:r>
         <w:rPr>
-          <w:rFonts w:ascii="Calibri" w:hAnsi="Calibri" w:eastAsia="Calibri"/>
-          <w:b/>
-          <w:i w:val="0"/>
-          <w:color w:val="004E8C"/>
-          <w:sz w:val="24"/>
+          <w:sz w:val="20"/>
         </w:rPr>
-        <w:t>C. Мекемелердин материалдары жана энциклопедиялык булактар</w:t>
+        <w:t>Уюмдардын жана энциклопедиялардын материалдары</w:t>
       </w:r>
     </w:p>
     <w:p>
       <w:pPr>
-        <w:spacing w:after="80"/>
-        <w:ind w:left="360"/>
+        <w:widowControl/>
       </w:pPr>
       <w:r>
         <w:rPr>
-          <w:rFonts w:ascii="Calibri" w:hAnsi="Calibri" w:eastAsia="Calibri"/>
-          <w:b w:val="0"/>
-          <w:i w:val="0"/>
-          <w:sz w:val="22"/>
+          <w:sz w:val="20"/>
         </w:rPr>
-        <w:t>1. Encyclopaedia Britannica. «Телефон».</w:t>
-      </w:r>
-      <w:r>
-        <w:rPr>
-          <w:rFonts w:ascii="Calibri" w:hAnsi="Calibri" w:eastAsia="Calibri"/>
-          <w:b w:val="0"/>
-          <w:i w:val="0"/>
-          <w:sz w:val="22"/>
-        </w:rPr>
-        <w:t xml:space="preserve"> </w:t>
+        <w:t xml:space="preserve">1. Encyclopaedia Britannica. 'Telephone.' </w:t>
       </w:r>
       <w:hyperlink r:id="rId9">
         <w:r>
           <w:rPr>
-            <w:rFonts w:ascii="Calibri" w:hAnsi="Calibri" w:eastAsia="Calibri"/>
-            <w:b w:val="0"/>
-            <w:i w:val="0"/>
-            <w:sz w:val="22"/>
-            <w:color w:val="0563C1"/>
-            <w:u w:val="single"/>
+            <w:sz w:val="20"/>
           </w:rPr>
           <w:t>https://www.britannica.com/technology/telephone</w:t>
         </w:r>
       </w:hyperlink>
+      <w:r>
+        <w:rPr>
+          <w:sz w:val="20"/>
+        </w:rPr>
+      </w:r>
     </w:p>
     <w:p>
       <w:pPr>
-        <w:spacing w:after="80"/>
-        <w:ind w:left="360"/>
+        <w:widowControl/>
       </w:pPr>
       <w:r>
         <w:rPr>
-          <w:rFonts w:ascii="Calibri" w:hAnsi="Calibri" w:eastAsia="Calibri"/>
-          <w:b w:val="0"/>
-          <w:i w:val="0"/>
-          <w:sz w:val="22"/>
+          <w:sz w:val="20"/>
         </w:rPr>
-        <w:t>2. Library of Congress. «Конгресс китепканасындагы Александр Грейам Беллдин үй-бүлөлүк кагаздары, 1862–1939».</w:t>
-      </w:r>
-      <w:r>
-        <w:rPr>
-          <w:rFonts w:ascii="Calibri" w:hAnsi="Calibri" w:eastAsia="Calibri"/>
-          <w:b w:val="0"/>
-          <w:i w:val="0"/>
-          <w:sz w:val="22"/>
-        </w:rPr>
-        <w:t xml:space="preserve"> </w:t>
+        <w:t xml:space="preserve">2. Library of Congress. 'Alexander Graham Bell Family Papers at the Library of Congress, 1862 to 1939.' </w:t>
       </w:r>
       <w:hyperlink r:id="rId10">
         <w:r>
           <w:rPr>
-            <w:rFonts w:ascii="Calibri" w:hAnsi="Calibri" w:eastAsia="Calibri"/>
-            <w:b w:val="0"/>
-            <w:i w:val="0"/>
-            <w:sz w:val="22"/>
-            <w:color w:val="0563C1"/>
-            <w:u w:val="single"/>
+            <w:sz w:val="20"/>
           </w:rPr>
           <w:t>https://www.loc.gov/collections/alexander-graham-bell-papers/about-this-collection/</w:t>
         </w:r>
       </w:hyperlink>
+      <w:r>
+        <w:rPr>
+          <w:sz w:val="20"/>
+        </w:rPr>
+      </w:r>
     </w:p>
     <w:p>
       <w:pPr>
-        <w:spacing w:after="80"/>
-        <w:ind w:left="360"/>
+        <w:widowControl/>
       </w:pPr>
       <w:r>
         <w:rPr>
-          <w:rFonts w:ascii="Calibri" w:hAnsi="Calibri" w:eastAsia="Calibri"/>
-          <w:b w:val="0"/>
-          <w:i w:val="0"/>
-          <w:sz w:val="22"/>
+          <w:sz w:val="20"/>
         </w:rPr>
-        <w:t>3. Smithsonian Institution. «Телефонго 140 жыл».</w:t>
-      </w:r>
-      <w:r>
-        <w:rPr>
-          <w:rFonts w:ascii="Calibri" w:hAnsi="Calibri" w:eastAsia="Calibri"/>
-          <w:b w:val="0"/>
-          <w:i w:val="0"/>
-          <w:sz w:val="22"/>
-        </w:rPr>
-        <w:t xml:space="preserve"> </w:t>
+        <w:t xml:space="preserve">3. Smithsonian Institution. 'The Telephone Turns 140.' </w:t>
       </w:r>
       <w:hyperlink r:id="rId11">
         <w:r>
           <w:rPr>
-            <w:rFonts w:ascii="Calibri" w:hAnsi="Calibri" w:eastAsia="Calibri"/>
-            <w:b w:val="0"/>
-            <w:i w:val="0"/>
-            <w:sz w:val="22"/>
-            <w:color w:val="0563C1"/>
-            <w:u w:val="single"/>
+            <w:sz w:val="20"/>
           </w:rPr>
           <w:t>https://www.si.edu/stories/telephone-turns-140</w:t>
         </w:r>
       </w:hyperlink>
-    </w:p>
-    <w:p>
-      <w:pPr>
-        <w:keepNext/>
-        <w:spacing w:before="240" w:after="120"/>
-      </w:pPr>
       <w:r>
         <w:rPr>
-          <w:rFonts w:ascii="Calibri" w:hAnsi="Calibri" w:eastAsia="Calibri"/>
-          <w:b/>
-          <w:i w:val="0"/>
-          <w:color w:val="004E8C"/>
-          <w:sz w:val="24"/>
+          <w:sz w:val="20"/>
         </w:rPr>
-        <w:t>H. Кесиптик коомдордун жана стандартташтыруу уюмдарынын материалдары</w:t>
       </w:r>
     </w:p>
     <w:p>
       <w:pPr>
-        <w:spacing w:after="80"/>
-        <w:ind w:left="360"/>
+        <w:pStyle w:val="Heading2"/>
+        <w:widowControl/>
       </w:pPr>
       <w:r>
         <w:rPr>
-          <w:rFonts w:ascii="Calibri" w:hAnsi="Calibri" w:eastAsia="Calibri"/>
-          <w:b w:val="0"/>
-          <w:i w:val="0"/>
-          <w:sz w:val="22"/>
+          <w:sz w:val="20"/>
         </w:rPr>
-        <w:t>1. Engineering and Technology History Wiki. «Телефон».</w:t>
+        <w:t>Кесиптик коомдор</w:t>
       </w:r>
+    </w:p>
+    <w:p>
+      <w:pPr>
+        <w:widowControl/>
+      </w:pPr>
       <w:r>
         <w:rPr>
-          <w:rFonts w:ascii="Calibri" w:hAnsi="Calibri" w:eastAsia="Calibri"/>
-          <w:b w:val="0"/>
-          <w:i w:val="0"/>
-          <w:sz w:val="22"/>
+          <w:sz w:val="20"/>
         </w:rPr>
-        <w:t xml:space="preserve"> </w:t>
+        <w:t xml:space="preserve">1. Engineering and Technology History Wiki. 'Telephone.' </w:t>
       </w:r>
       <w:hyperlink r:id="rId12">
         <w:r>
           <w:rPr>
-            <w:rFonts w:ascii="Calibri" w:hAnsi="Calibri" w:eastAsia="Calibri"/>
-            <w:b w:val="0"/>
-            <w:i w:val="0"/>
-            <w:sz w:val="22"/>
-            <w:color w:val="0563C1"/>
-            <w:u w:val="single"/>
+            <w:sz w:val="20"/>
           </w:rPr>
           <w:t>https://ethw.org/Telephone</w:t>
         </w:r>
       </w:hyperlink>
+      <w:r>
+        <w:rPr>
+          <w:sz w:val="20"/>
+        </w:rPr>
+      </w:r>
     </w:p>
     <w:sectPr>
-      <w:pgSz w:w="12240" w:h="15840"/>
-      <w:pgMar w:top="1296" w:right="1440" w:bottom="1296" w:left="1440" w:header="720" w:footer="720" w:gutter="0"/>
+      <w:footerReference w:type="default" r:id="rId13"/>
+      <w:pgSz w:w="11906" w:h="16838"/>
+      <w:pgMar w:top="1020" w:right="1134" w:bottom="1020" w:left="1134" w:header="720" w:footer="720" w:gutter="0"/>
       <w:cols w:space="720"/>
       <w:docGrid w:linePitch="360"/>
     </w:sectPr>
   </w:body>
 </w:document>
+</file>
+
+<file path=word/footer1.xml><?xml version="1.0" encoding="utf-8"?>
+<w:ftr xmlns:m="http://schemas.openxmlformats.org/officeDocument/2006/math" xmlns:mc="http://schemas.openxmlformats.org/markup-compatibility/2006" xmlns:mo="http://schemas.microsoft.com/office/mac/office/2008/main" xmlns:mv="urn:schemas-microsoft-com:mac:vml" xmlns:o="urn:schemas-microsoft-com:office:office" xmlns:r="http://schemas.openxmlformats.org/officeDocument/2006/relationships" xmlns:v="urn:schemas-microsoft-com:vml" xmlns:w10="urn:schemas-microsoft-com:office:word" xmlns:w14="http://schemas.microsoft.com/office/word/2010/wordml" xmlns:w="http://schemas.openxmlformats.org/wordprocessingml/2006/main" xmlns:wne="http://schemas.microsoft.com/office/word/2006/wordml" xmlns:wp14="http://schemas.microsoft.com/office/word/2010/wordprocessingDrawing" xmlns:wp="http://schemas.openxmlformats.org/drawingml/2006/wordprocessingDrawing" xmlns:wpc="http://schemas.microsoft.com/office/word/2010/wordprocessingCanvas" xmlns:wpg="http://schemas.microsoft.com/office/word/2010/wordprocessingGroup" xmlns:wpi="http://schemas.microsoft.com/office/word/2010/wordprocessingInk" xmlns:wps="http://schemas.microsoft.com/office/word/2010/wordprocessingShape" mc:Ignorable="w14 wp14">
+  <w:p>
+    <w:pPr>
+      <w:pStyle w:val="Footer"/>
+      <w:jc w:val="right"/>
+    </w:pPr>
+    <w:fldSimple w:instr="PAGE"/>
+  </w:p>
+</w:ftr>
 </file>
 
 <file path=word/numbering.xml><?xml version="1.0" encoding="utf-8"?>
@@ -741,7 +559,7 @@
   <w:docDefaults>
     <w:rPrDefault>
       <w:rPr>
-        <w:rFonts w:asciiTheme="minorHAnsi" w:eastAsiaTheme="minorEastAsia" w:hAnsiTheme="minorHAnsi" w:cstheme="minorBidi"/>
+        <w:rFonts/>
         <w:sz w:val="22"/>
         <w:szCs w:val="22"/>
         <w:lang w:val="en-US" w:eastAsia="en-US" w:bidi="ar-SA"/>
@@ -896,6 +714,15 @@
     <w:name w:val="Normal"/>
     <w:qFormat/>
     <w:rsid w:val="00FC693F"/>
+    <w:pPr>
+      <w:spacing w:after="120" w:line="259" w:lineRule="auto"/>
+    </w:pPr>
+    <w:rPr>
+      <w:rFonts w:ascii="Times New Roman" w:hAnsi="Times New Roman"/>
+      <w:color w:val="000000"/>
+      <w:sz w:val="24"/>
+      <w:lang w:val="ky-KG"/>
+    </w:rPr>
   </w:style>
   <w:style w:type="paragraph" w:styleId="Header">
     <w:name w:val="header"/>
@@ -952,16 +779,17 @@
     <w:pPr>
       <w:keepNext/>
       <w:keepLines/>
-      <w:spacing w:before="480" w:after="0"/>
+      <w:spacing w:before="480" w:after="120" w:line="259" w:lineRule="auto"/>
       <w:outlineLvl w:val="0"/>
     </w:pPr>
     <w:rPr>
-      <w:rFonts w:asciiTheme="majorHAnsi" w:eastAsiaTheme="majorEastAsia" w:hAnsiTheme="majorHAnsi" w:cstheme="majorBidi"/>
+      <w:rFonts w:ascii="Times New Roman" w:hAnsi="Times New Roman"/>
       <w:b/>
       <w:bCs/>
-      <w:color w:val="365F91" w:themeColor="accent1" w:themeShade="BF"/>
-      <w:sz w:val="28"/>
+      <w:color w:val="000000"/>
+      <w:sz w:val="26"/>
       <w:szCs w:val="28"/>
+      <w:lang w:val="ky-KG"/>
     </w:rPr>
   </w:style>
   <w:style w:type="paragraph" w:styleId="Heading2">
@@ -976,16 +804,17 @@
     <w:pPr>
       <w:keepNext/>
       <w:keepLines/>
-      <w:spacing w:before="200" w:after="0"/>
+      <w:spacing w:before="200" w:after="120" w:line="259" w:lineRule="auto"/>
       <w:outlineLvl w:val="1"/>
     </w:pPr>
     <w:rPr>
-      <w:rFonts w:asciiTheme="majorHAnsi" w:eastAsiaTheme="majorEastAsia" w:hAnsiTheme="majorHAnsi" w:cstheme="majorBidi"/>
+      <w:rFonts w:ascii="Times New Roman" w:hAnsi="Times New Roman"/>
       <w:b/>
       <w:bCs/>
-      <w:color w:val="4F81BD" w:themeColor="accent1"/>
+      <w:color w:val="000000"/>
       <w:sz w:val="26"/>
       <w:szCs w:val="26"/>
+      <w:lang w:val="ky-KG"/>
     </w:rPr>
   </w:style>
   <w:style w:type="paragraph" w:styleId="Heading3">
@@ -1004,7 +833,7 @@
       <w:outlineLvl w:val="2"/>
     </w:pPr>
     <w:rPr>
-      <w:rFonts w:asciiTheme="majorHAnsi" w:eastAsiaTheme="majorEastAsia" w:hAnsiTheme="majorHAnsi" w:cstheme="majorBidi"/>
+      <w:rFonts/>
       <w:b/>
       <w:bCs/>
       <w:color w:val="4F81BD" w:themeColor="accent1"/>
@@ -1027,7 +856,7 @@
       <w:outlineLvl w:val="3"/>
     </w:pPr>
     <w:rPr>
-      <w:rFonts w:asciiTheme="majorHAnsi" w:eastAsiaTheme="majorEastAsia" w:hAnsiTheme="majorHAnsi" w:cstheme="majorBidi"/>
+      <w:rFonts/>
       <w:b/>
       <w:bCs/>
       <w:i/>
@@ -1052,7 +881,7 @@
       <w:outlineLvl w:val="4"/>
     </w:pPr>
     <w:rPr>
-      <w:rFonts w:asciiTheme="majorHAnsi" w:eastAsiaTheme="majorEastAsia" w:hAnsiTheme="majorHAnsi" w:cstheme="majorBidi"/>
+      <w:rFonts/>
       <w:color w:val="243F60" w:themeColor="accent1" w:themeShade="7F"/>
     </w:rPr>
   </w:style>
@@ -1073,7 +902,7 @@
       <w:outlineLvl w:val="5"/>
     </w:pPr>
     <w:rPr>
-      <w:rFonts w:asciiTheme="majorHAnsi" w:eastAsiaTheme="majorEastAsia" w:hAnsiTheme="majorHAnsi" w:cstheme="majorBidi"/>
+      <w:rFonts/>
       <w:i/>
       <w:iCs/>
       <w:color w:val="243F60" w:themeColor="accent1" w:themeShade="7F"/>
@@ -1096,7 +925,7 @@
       <w:outlineLvl w:val="6"/>
     </w:pPr>
     <w:rPr>
-      <w:rFonts w:asciiTheme="majorHAnsi" w:eastAsiaTheme="majorEastAsia" w:hAnsiTheme="majorHAnsi" w:cstheme="majorBidi"/>
+      <w:rFonts/>
       <w:i/>
       <w:iCs/>
       <w:color w:val="404040" w:themeColor="text1" w:themeTint="BF"/>
@@ -1119,7 +948,7 @@
       <w:outlineLvl w:val="7"/>
     </w:pPr>
     <w:rPr>
-      <w:rFonts w:asciiTheme="majorHAnsi" w:eastAsiaTheme="majorEastAsia" w:hAnsiTheme="majorHAnsi" w:cstheme="majorBidi"/>
+      <w:rFonts/>
       <w:color w:val="4F81BD" w:themeColor="accent1"/>
       <w:sz w:val="20"/>
       <w:szCs w:val="20"/>
@@ -1142,7 +971,7 @@
       <w:outlineLvl w:val="8"/>
     </w:pPr>
     <w:rPr>
-      <w:rFonts w:asciiTheme="majorHAnsi" w:eastAsiaTheme="majorEastAsia" w:hAnsiTheme="majorHAnsi" w:cstheme="majorBidi"/>
+      <w:rFonts/>
       <w:i/>
       <w:iCs/>
       <w:color w:val="404040" w:themeColor="text1" w:themeTint="BF"/>
@@ -1193,7 +1022,7 @@
     <w:uiPriority w:val="9"/>
     <w:rsid w:val="00FC693F"/>
     <w:rPr>
-      <w:rFonts w:asciiTheme="majorHAnsi" w:eastAsiaTheme="majorEastAsia" w:hAnsiTheme="majorHAnsi" w:cstheme="majorBidi"/>
+      <w:rFonts/>
       <w:b/>
       <w:bCs/>
       <w:color w:val="365F91" w:themeColor="accent1" w:themeShade="BF"/>
@@ -1208,7 +1037,7 @@
     <w:uiPriority w:val="9"/>
     <w:rsid w:val="00FC693F"/>
     <w:rPr>
-      <w:rFonts w:asciiTheme="majorHAnsi" w:eastAsiaTheme="majorEastAsia" w:hAnsiTheme="majorHAnsi" w:cstheme="majorBidi"/>
+      <w:rFonts/>
       <w:b/>
       <w:bCs/>
       <w:color w:val="4F81BD" w:themeColor="accent1"/>
@@ -1223,7 +1052,7 @@
     <w:uiPriority w:val="9"/>
     <w:rsid w:val="00FC693F"/>
     <w:rPr>
-      <w:rFonts w:asciiTheme="majorHAnsi" w:eastAsiaTheme="majorEastAsia" w:hAnsiTheme="majorHAnsi" w:cstheme="majorBidi"/>
+      <w:rFonts/>
       <w:b/>
       <w:bCs/>
       <w:color w:val="4F81BD" w:themeColor="accent1"/>
@@ -1238,19 +1067,17 @@
     <w:qFormat/>
     <w:rsid w:val="00FC693F"/>
     <w:pPr>
-      <w:pBdr>
-        <w:bottom w:val="single" w:sz="8" w:space="4" w:color="4F81BD" w:themeColor="accent1"/>
-      </w:pBdr>
-      <w:spacing w:after="300" w:line="240" w:lineRule="auto"/>
+      <w:spacing w:after="120" w:line="259" w:lineRule="auto"/>
       <w:contextualSpacing/>
     </w:pPr>
     <w:rPr>
-      <w:rFonts w:asciiTheme="majorHAnsi" w:eastAsiaTheme="majorEastAsia" w:hAnsiTheme="majorHAnsi" w:cstheme="majorBidi"/>
-      <w:color w:val="17365D" w:themeColor="text2" w:themeShade="BF"/>
+      <w:rFonts w:ascii="Times New Roman" w:hAnsi="Times New Roman"/>
+      <w:color w:val="000000"/>
       <w:spacing w:val="5"/>
       <w:kern w:val="28"/>
-      <w:sz w:val="52"/>
+      <w:sz w:val="40"/>
       <w:szCs w:val="52"/>
+      <w:lang w:val="ky-KG"/>
     </w:rPr>
   </w:style>
   <w:style w:type="character" w:customStyle="1" w:styleId="TitleChar">
@@ -1260,7 +1087,7 @@
     <w:uiPriority w:val="10"/>
     <w:rsid w:val="00FC693F"/>
     <w:rPr>
-      <w:rFonts w:asciiTheme="majorHAnsi" w:eastAsiaTheme="majorEastAsia" w:hAnsiTheme="majorHAnsi" w:cstheme="majorBidi"/>
+      <w:rFonts/>
       <w:color w:val="17365D" w:themeColor="text2" w:themeShade="BF"/>
       <w:spacing w:val="5"/>
       <w:kern w:val="28"/>
@@ -1282,7 +1109,7 @@
       </w:numPr>
     </w:pPr>
     <w:rPr>
-      <w:rFonts w:asciiTheme="majorHAnsi" w:eastAsiaTheme="majorEastAsia" w:hAnsiTheme="majorHAnsi" w:cstheme="majorBidi"/>
+      <w:rFonts/>
       <w:i/>
       <w:iCs/>
       <w:color w:val="4F81BD" w:themeColor="accent1"/>
@@ -1298,7 +1125,7 @@
     <w:uiPriority w:val="11"/>
     <w:rsid w:val="00FC693F"/>
     <w:rPr>
-      <w:rFonts w:asciiTheme="majorHAnsi" w:eastAsiaTheme="majorEastAsia" w:hAnsiTheme="majorHAnsi" w:cstheme="majorBidi"/>
+      <w:rFonts/>
       <w:i/>
       <w:iCs/>
       <w:color w:val="4F81BD" w:themeColor="accent1"/>
@@ -1423,8 +1250,15 @@
       <w:numPr>
         <w:numId w:val="1"/>
       </w:numPr>
+      <w:spacing w:after="120" w:line="259" w:lineRule="auto"/>
       <w:contextualSpacing/>
     </w:pPr>
+    <w:rPr>
+      <w:rFonts w:ascii="Times New Roman" w:hAnsi="Times New Roman"/>
+      <w:color w:val="000000"/>
+      <w:sz w:val="24"/>
+      <w:lang w:val="ky-KG"/>
+    </w:rPr>
   </w:style>
   <w:style w:type="paragraph" w:styleId="ListBullet2">
     <w:name w:val="List Bullet 2"/>
@@ -1596,7 +1430,7 @@
     <w:semiHidden/>
     <w:rsid w:val="00FC693F"/>
     <w:rPr>
-      <w:rFonts w:asciiTheme="majorHAnsi" w:eastAsiaTheme="majorEastAsia" w:hAnsiTheme="majorHAnsi" w:cstheme="majorBidi"/>
+      <w:rFonts/>
       <w:b/>
       <w:bCs/>
       <w:i/>
@@ -1612,7 +1446,7 @@
     <w:semiHidden/>
     <w:rsid w:val="00FC693F"/>
     <w:rPr>
-      <w:rFonts w:asciiTheme="majorHAnsi" w:eastAsiaTheme="majorEastAsia" w:hAnsiTheme="majorHAnsi" w:cstheme="majorBidi"/>
+      <w:rFonts/>
       <w:color w:val="243F60" w:themeColor="accent1" w:themeShade="7F"/>
     </w:rPr>
   </w:style>
@@ -1624,7 +1458,7 @@
     <w:semiHidden/>
     <w:rsid w:val="00FC693F"/>
     <w:rPr>
-      <w:rFonts w:asciiTheme="majorHAnsi" w:eastAsiaTheme="majorEastAsia" w:hAnsiTheme="majorHAnsi" w:cstheme="majorBidi"/>
+      <w:rFonts/>
       <w:i/>
       <w:iCs/>
       <w:color w:val="243F60" w:themeColor="accent1" w:themeShade="7F"/>
@@ -1638,7 +1472,7 @@
     <w:semiHidden/>
     <w:rsid w:val="00FC693F"/>
     <w:rPr>
-      <w:rFonts w:asciiTheme="majorHAnsi" w:eastAsiaTheme="majorEastAsia" w:hAnsiTheme="majorHAnsi" w:cstheme="majorBidi"/>
+      <w:rFonts/>
       <w:i/>
       <w:iCs/>
       <w:color w:val="404040" w:themeColor="text1" w:themeTint="BF"/>
@@ -1652,7 +1486,7 @@
     <w:semiHidden/>
     <w:rsid w:val="00FC693F"/>
     <w:rPr>
-      <w:rFonts w:asciiTheme="majorHAnsi" w:eastAsiaTheme="majorEastAsia" w:hAnsiTheme="majorHAnsi" w:cstheme="majorBidi"/>
+      <w:rFonts/>
       <w:color w:val="4F81BD" w:themeColor="accent1"/>
       <w:sz w:val="20"/>
       <w:szCs w:val="20"/>
@@ -1666,7 +1500,7 @@
     <w:semiHidden/>
     <w:rsid w:val="00FC693F"/>
     <w:rPr>
-      <w:rFonts w:asciiTheme="majorHAnsi" w:eastAsiaTheme="majorEastAsia" w:hAnsiTheme="majorHAnsi" w:cstheme="majorBidi"/>
+      <w:rFonts/>
       <w:i/>
       <w:iCs/>
       <w:color w:val="404040" w:themeColor="text1" w:themeTint="BF"/>
@@ -1725,9 +1559,6 @@
     <w:qFormat/>
     <w:rsid w:val="00FC693F"/>
     <w:pPr>
-      <w:pBdr>
-        <w:bottom w:val="single" w:sz="4" w:space="4" w:color="4F81BD" w:themeColor="accent1"/>
-      </w:pBdr>
       <w:spacing w:before="200" w:after="280"/>
       <w:ind w:left="936" w:right="936"/>
     </w:pPr>
@@ -3255,7 +3086,7 @@
         <w:spacing w:before="0" w:after="0" w:line="240" w:lineRule="auto"/>
       </w:pPr>
       <w:rPr>
-        <w:rFonts w:asciiTheme="majorHAnsi" w:eastAsiaTheme="majorEastAsia" w:hAnsiTheme="majorHAnsi" w:cstheme="majorBidi"/>
+        <w:rFonts/>
         <w:b/>
         <w:bCs/>
       </w:rPr>
@@ -3276,7 +3107,7 @@
         <w:spacing w:before="0" w:after="0" w:line="240" w:lineRule="auto"/>
       </w:pPr>
       <w:rPr>
-        <w:rFonts w:asciiTheme="majorHAnsi" w:eastAsiaTheme="majorEastAsia" w:hAnsiTheme="majorHAnsi" w:cstheme="majorBidi"/>
+        <w:rFonts/>
         <w:b/>
         <w:bCs/>
       </w:rPr>
@@ -3294,14 +3125,14 @@
     </w:tblStylePr>
     <w:tblStylePr w:type="firstCol">
       <w:rPr>
-        <w:rFonts w:asciiTheme="majorHAnsi" w:eastAsiaTheme="majorEastAsia" w:hAnsiTheme="majorHAnsi" w:cstheme="majorBidi"/>
+        <w:rFonts/>
         <w:b/>
         <w:bCs/>
       </w:rPr>
     </w:tblStylePr>
     <w:tblStylePr w:type="lastCol">
       <w:rPr>
-        <w:rFonts w:asciiTheme="majorHAnsi" w:eastAsiaTheme="majorEastAsia" w:hAnsiTheme="majorHAnsi" w:cstheme="majorBidi"/>
+        <w:rFonts/>
         <w:b/>
         <w:bCs/>
       </w:rPr>
@@ -3385,7 +3216,7 @@
         <w:spacing w:before="0" w:after="0" w:line="240" w:lineRule="auto"/>
       </w:pPr>
       <w:rPr>
-        <w:rFonts w:asciiTheme="majorHAnsi" w:eastAsiaTheme="majorEastAsia" w:hAnsiTheme="majorHAnsi" w:cstheme="majorBidi"/>
+        <w:rFonts/>
         <w:b/>
         <w:bCs/>
       </w:rPr>
@@ -3406,7 +3237,7 @@
         <w:spacing w:before="0" w:after="0" w:line="240" w:lineRule="auto"/>
       </w:pPr>
       <w:rPr>
-        <w:rFonts w:asciiTheme="majorHAnsi" w:eastAsiaTheme="majorEastAsia" w:hAnsiTheme="majorHAnsi" w:cstheme="majorBidi"/>
+        <w:rFonts/>
         <w:b/>
         <w:bCs/>
       </w:rPr>
@@ -3424,14 +3255,14 @@
     </w:tblStylePr>
     <w:tblStylePr w:type="firstCol">
       <w:rPr>
-        <w:rFonts w:asciiTheme="majorHAnsi" w:eastAsiaTheme="majorEastAsia" w:hAnsiTheme="majorHAnsi" w:cstheme="majorBidi"/>
+        <w:rFonts/>
         <w:b/>
         <w:bCs/>
       </w:rPr>
     </w:tblStylePr>
     <w:tblStylePr w:type="lastCol">
       <w:rPr>
-        <w:rFonts w:asciiTheme="majorHAnsi" w:eastAsiaTheme="majorEastAsia" w:hAnsiTheme="majorHAnsi" w:cstheme="majorBidi"/>
+        <w:rFonts/>
         <w:b/>
         <w:bCs/>
       </w:rPr>
@@ -3515,7 +3346,7 @@
         <w:spacing w:before="0" w:after="0" w:line="240" w:lineRule="auto"/>
       </w:pPr>
       <w:rPr>
-        <w:rFonts w:asciiTheme="majorHAnsi" w:eastAsiaTheme="majorEastAsia" w:hAnsiTheme="majorHAnsi" w:cstheme="majorBidi"/>
+        <w:rFonts/>
         <w:b/>
         <w:bCs/>
       </w:rPr>
@@ -3536,7 +3367,7 @@
         <w:spacing w:before="0" w:after="0" w:line="240" w:lineRule="auto"/>
       </w:pPr>
       <w:rPr>
-        <w:rFonts w:asciiTheme="majorHAnsi" w:eastAsiaTheme="majorEastAsia" w:hAnsiTheme="majorHAnsi" w:cstheme="majorBidi"/>
+        <w:rFonts/>
         <w:b/>
         <w:bCs/>
       </w:rPr>
@@ -3554,14 +3385,14 @@
     </w:tblStylePr>
     <w:tblStylePr w:type="firstCol">
       <w:rPr>
-        <w:rFonts w:asciiTheme="majorHAnsi" w:eastAsiaTheme="majorEastAsia" w:hAnsiTheme="majorHAnsi" w:cstheme="majorBidi"/>
+        <w:rFonts/>
         <w:b/>
         <w:bCs/>
       </w:rPr>
     </w:tblStylePr>
     <w:tblStylePr w:type="lastCol">
       <w:rPr>
-        <w:rFonts w:asciiTheme="majorHAnsi" w:eastAsiaTheme="majorEastAsia" w:hAnsiTheme="majorHAnsi" w:cstheme="majorBidi"/>
+        <w:rFonts/>
         <w:b/>
         <w:bCs/>
       </w:rPr>
@@ -3645,7 +3476,7 @@
         <w:spacing w:before="0" w:after="0" w:line="240" w:lineRule="auto"/>
       </w:pPr>
       <w:rPr>
-        <w:rFonts w:asciiTheme="majorHAnsi" w:eastAsiaTheme="majorEastAsia" w:hAnsiTheme="majorHAnsi" w:cstheme="majorBidi"/>
+        <w:rFonts/>
         <w:b/>
         <w:bCs/>
       </w:rPr>
@@ -3666,7 +3497,7 @@
         <w:spacing w:before="0" w:after="0" w:line="240" w:lineRule="auto"/>
       </w:pPr>
       <w:rPr>
-        <w:rFonts w:asciiTheme="majorHAnsi" w:eastAsiaTheme="majorEastAsia" w:hAnsiTheme="majorHAnsi" w:cstheme="majorBidi"/>
+        <w:rFonts/>
         <w:b/>
         <w:bCs/>
       </w:rPr>
@@ -3684,14 +3515,14 @@
     </w:tblStylePr>
     <w:tblStylePr w:type="firstCol">
       <w:rPr>
-        <w:rFonts w:asciiTheme="majorHAnsi" w:eastAsiaTheme="majorEastAsia" w:hAnsiTheme="majorHAnsi" w:cstheme="majorBidi"/>
+        <w:rFonts/>
         <w:b/>
         <w:bCs/>
       </w:rPr>
     </w:tblStylePr>
     <w:tblStylePr w:type="lastCol">
       <w:rPr>
-        <w:rFonts w:asciiTheme="majorHAnsi" w:eastAsiaTheme="majorEastAsia" w:hAnsiTheme="majorHAnsi" w:cstheme="majorBidi"/>
+        <w:rFonts/>
         <w:b/>
         <w:bCs/>
       </w:rPr>
@@ -3775,7 +3606,7 @@
         <w:spacing w:before="0" w:after="0" w:line="240" w:lineRule="auto"/>
       </w:pPr>
       <w:rPr>
-        <w:rFonts w:asciiTheme="majorHAnsi" w:eastAsiaTheme="majorEastAsia" w:hAnsiTheme="majorHAnsi" w:cstheme="majorBidi"/>
+        <w:rFonts/>
         <w:b/>
         <w:bCs/>
       </w:rPr>
@@ -3796,7 +3627,7 @@
         <w:spacing w:before="0" w:after="0" w:line="240" w:lineRule="auto"/>
       </w:pPr>
       <w:rPr>
-        <w:rFonts w:asciiTheme="majorHAnsi" w:eastAsiaTheme="majorEastAsia" w:hAnsiTheme="majorHAnsi" w:cstheme="majorBidi"/>
+        <w:rFonts/>
         <w:b/>
         <w:bCs/>
       </w:rPr>
@@ -3814,14 +3645,14 @@
     </w:tblStylePr>
     <w:tblStylePr w:type="firstCol">
       <w:rPr>
-        <w:rFonts w:asciiTheme="majorHAnsi" w:eastAsiaTheme="majorEastAsia" w:hAnsiTheme="majorHAnsi" w:cstheme="majorBidi"/>
+        <w:rFonts/>
         <w:b/>
         <w:bCs/>
       </w:rPr>
     </w:tblStylePr>
     <w:tblStylePr w:type="lastCol">
       <w:rPr>
-        <w:rFonts w:asciiTheme="majorHAnsi" w:eastAsiaTheme="majorEastAsia" w:hAnsiTheme="majorHAnsi" w:cstheme="majorBidi"/>
+        <w:rFonts/>
         <w:b/>
         <w:bCs/>
       </w:rPr>
@@ -3905,7 +3736,7 @@
         <w:spacing w:before="0" w:after="0" w:line="240" w:lineRule="auto"/>
       </w:pPr>
       <w:rPr>
-        <w:rFonts w:asciiTheme="majorHAnsi" w:eastAsiaTheme="majorEastAsia" w:hAnsiTheme="majorHAnsi" w:cstheme="majorBidi"/>
+        <w:rFonts/>
         <w:b/>
         <w:bCs/>
       </w:rPr>
@@ -3926,7 +3757,7 @@
         <w:spacing w:before="0" w:after="0" w:line="240" w:lineRule="auto"/>
       </w:pPr>
       <w:rPr>
-        <w:rFonts w:asciiTheme="majorHAnsi" w:eastAsiaTheme="majorEastAsia" w:hAnsiTheme="majorHAnsi" w:cstheme="majorBidi"/>
+        <w:rFonts/>
         <w:b/>
         <w:bCs/>
       </w:rPr>
@@ -3944,14 +3775,14 @@
     </w:tblStylePr>
     <w:tblStylePr w:type="firstCol">
       <w:rPr>
-        <w:rFonts w:asciiTheme="majorHAnsi" w:eastAsiaTheme="majorEastAsia" w:hAnsiTheme="majorHAnsi" w:cstheme="majorBidi"/>
+        <w:rFonts/>
         <w:b/>
         <w:bCs/>
       </w:rPr>
     </w:tblStylePr>
     <w:tblStylePr w:type="lastCol">
       <w:rPr>
-        <w:rFonts w:asciiTheme="majorHAnsi" w:eastAsiaTheme="majorEastAsia" w:hAnsiTheme="majorHAnsi" w:cstheme="majorBidi"/>
+        <w:rFonts/>
         <w:b/>
         <w:bCs/>
       </w:rPr>
@@ -4035,7 +3866,7 @@
         <w:spacing w:before="0" w:after="0" w:line="240" w:lineRule="auto"/>
       </w:pPr>
       <w:rPr>
-        <w:rFonts w:asciiTheme="majorHAnsi" w:eastAsiaTheme="majorEastAsia" w:hAnsiTheme="majorHAnsi" w:cstheme="majorBidi"/>
+        <w:rFonts/>
         <w:b/>
         <w:bCs/>
       </w:rPr>
@@ -4056,7 +3887,7 @@
         <w:spacing w:before="0" w:after="0" w:line="240" w:lineRule="auto"/>
       </w:pPr>
       <w:rPr>
-        <w:rFonts w:asciiTheme="majorHAnsi" w:eastAsiaTheme="majorEastAsia" w:hAnsiTheme="majorHAnsi" w:cstheme="majorBidi"/>
+        <w:rFonts/>
         <w:b/>
         <w:bCs/>
       </w:rPr>
@@ -4074,14 +3905,14 @@
     </w:tblStylePr>
     <w:tblStylePr w:type="firstCol">
       <w:rPr>
-        <w:rFonts w:asciiTheme="majorHAnsi" w:eastAsiaTheme="majorEastAsia" w:hAnsiTheme="majorHAnsi" w:cstheme="majorBidi"/>
+        <w:rFonts/>
         <w:b/>
         <w:bCs/>
       </w:rPr>
     </w:tblStylePr>
     <w:tblStylePr w:type="lastCol">
       <w:rPr>
-        <w:rFonts w:asciiTheme="majorHAnsi" w:eastAsiaTheme="majorEastAsia" w:hAnsiTheme="majorHAnsi" w:cstheme="majorBidi"/>
+        <w:rFonts/>
         <w:b/>
         <w:bCs/>
       </w:rPr>
@@ -5946,7 +5777,7 @@
     </w:tblPr>
     <w:tblStylePr w:type="firstRow">
       <w:rPr>
-        <w:rFonts w:asciiTheme="majorHAnsi" w:eastAsiaTheme="majorEastAsia" w:hAnsiTheme="majorHAnsi" w:cstheme="majorBidi"/>
+        <w:rFonts/>
       </w:rPr>
       <w:tblPr/>
       <w:tcPr>
@@ -6030,7 +5861,7 @@
     </w:tblPr>
     <w:tblStylePr w:type="firstRow">
       <w:rPr>
-        <w:rFonts w:asciiTheme="majorHAnsi" w:eastAsiaTheme="majorEastAsia" w:hAnsiTheme="majorHAnsi" w:cstheme="majorBidi"/>
+        <w:rFonts/>
       </w:rPr>
       <w:tblPr/>
       <w:tcPr>
@@ -6114,7 +5945,7 @@
     </w:tblPr>
     <w:tblStylePr w:type="firstRow">
       <w:rPr>
-        <w:rFonts w:asciiTheme="majorHAnsi" w:eastAsiaTheme="majorEastAsia" w:hAnsiTheme="majorHAnsi" w:cstheme="majorBidi"/>
+        <w:rFonts/>
       </w:rPr>
       <w:tblPr/>
       <w:tcPr>
@@ -6198,7 +6029,7 @@
     </w:tblPr>
     <w:tblStylePr w:type="firstRow">
       <w:rPr>
-        <w:rFonts w:asciiTheme="majorHAnsi" w:eastAsiaTheme="majorEastAsia" w:hAnsiTheme="majorHAnsi" w:cstheme="majorBidi"/>
+        <w:rFonts/>
       </w:rPr>
       <w:tblPr/>
       <w:tcPr>
@@ -6282,7 +6113,7 @@
     </w:tblPr>
     <w:tblStylePr w:type="firstRow">
       <w:rPr>
-        <w:rFonts w:asciiTheme="majorHAnsi" w:eastAsiaTheme="majorEastAsia" w:hAnsiTheme="majorHAnsi" w:cstheme="majorBidi"/>
+        <w:rFonts/>
       </w:rPr>
       <w:tblPr/>
       <w:tcPr>
@@ -6366,7 +6197,7 @@
     </w:tblPr>
     <w:tblStylePr w:type="firstRow">
       <w:rPr>
-        <w:rFonts w:asciiTheme="majorHAnsi" w:eastAsiaTheme="majorEastAsia" w:hAnsiTheme="majorHAnsi" w:cstheme="majorBidi"/>
+        <w:rFonts/>
       </w:rPr>
       <w:tblPr/>
       <w:tcPr>
@@ -6450,7 +6281,7 @@
     </w:tblPr>
     <w:tblStylePr w:type="firstRow">
       <w:rPr>
-        <w:rFonts w:asciiTheme="majorHAnsi" w:eastAsiaTheme="majorEastAsia" w:hAnsiTheme="majorHAnsi" w:cstheme="majorBidi"/>
+        <w:rFonts/>
       </w:rPr>
       <w:tblPr/>
       <w:tcPr>
@@ -6515,7 +6346,7 @@
       <w:spacing w:after="0" w:line="240" w:lineRule="auto"/>
     </w:pPr>
     <w:rPr>
-      <w:rFonts w:asciiTheme="majorHAnsi" w:eastAsiaTheme="majorEastAsia" w:hAnsiTheme="majorHAnsi" w:cstheme="majorBidi"/>
+      <w:rFonts/>
       <w:color w:val="000000" w:themeColor="text1"/>
     </w:rPr>
     <w:tblPr>
@@ -6643,7 +6474,7 @@
       <w:spacing w:after="0" w:line="240" w:lineRule="auto"/>
     </w:pPr>
     <w:rPr>
-      <w:rFonts w:asciiTheme="majorHAnsi" w:eastAsiaTheme="majorEastAsia" w:hAnsiTheme="majorHAnsi" w:cstheme="majorBidi"/>
+      <w:rFonts/>
       <w:color w:val="000000" w:themeColor="text1"/>
     </w:rPr>
     <w:tblPr>
@@ -6771,7 +6602,7 @@
       <w:spacing w:after="0" w:line="240" w:lineRule="auto"/>
     </w:pPr>
     <w:rPr>
-      <w:rFonts w:asciiTheme="majorHAnsi" w:eastAsiaTheme="majorEastAsia" w:hAnsiTheme="majorHAnsi" w:cstheme="majorBidi"/>
+      <w:rFonts/>
       <w:color w:val="000000" w:themeColor="text1"/>
     </w:rPr>
     <w:tblPr>
@@ -6899,7 +6730,7 @@
       <w:spacing w:after="0" w:line="240" w:lineRule="auto"/>
     </w:pPr>
     <w:rPr>
-      <w:rFonts w:asciiTheme="majorHAnsi" w:eastAsiaTheme="majorEastAsia" w:hAnsiTheme="majorHAnsi" w:cstheme="majorBidi"/>
+      <w:rFonts/>
       <w:color w:val="000000" w:themeColor="text1"/>
     </w:rPr>
     <w:tblPr>
@@ -7027,7 +6858,7 @@
       <w:spacing w:after="0" w:line="240" w:lineRule="auto"/>
     </w:pPr>
     <w:rPr>
-      <w:rFonts w:asciiTheme="majorHAnsi" w:eastAsiaTheme="majorEastAsia" w:hAnsiTheme="majorHAnsi" w:cstheme="majorBidi"/>
+      <w:rFonts/>
       <w:color w:val="000000" w:themeColor="text1"/>
     </w:rPr>
     <w:tblPr>
@@ -7155,7 +6986,7 @@
       <w:spacing w:after="0" w:line="240" w:lineRule="auto"/>
     </w:pPr>
     <w:rPr>
-      <w:rFonts w:asciiTheme="majorHAnsi" w:eastAsiaTheme="majorEastAsia" w:hAnsiTheme="majorHAnsi" w:cstheme="majorBidi"/>
+      <w:rFonts/>
       <w:color w:val="000000" w:themeColor="text1"/>
     </w:rPr>
     <w:tblPr>
@@ -7283,7 +7114,7 @@
       <w:spacing w:after="0" w:line="240" w:lineRule="auto"/>
     </w:pPr>
     <w:rPr>
-      <w:rFonts w:asciiTheme="majorHAnsi" w:eastAsiaTheme="majorEastAsia" w:hAnsiTheme="majorHAnsi" w:cstheme="majorBidi"/>
+      <w:rFonts/>
       <w:color w:val="000000" w:themeColor="text1"/>
     </w:rPr>
     <w:tblPr>
@@ -7922,7 +7753,7 @@
       <w:spacing w:after="0" w:line="240" w:lineRule="auto"/>
     </w:pPr>
     <w:rPr>
-      <w:rFonts w:asciiTheme="majorHAnsi" w:eastAsiaTheme="majorEastAsia" w:hAnsiTheme="majorHAnsi" w:cstheme="majorBidi"/>
+      <w:rFonts/>
       <w:color w:val="000000" w:themeColor="text1"/>
     </w:rPr>
     <w:tblPr>
@@ -8047,7 +7878,7 @@
       <w:spacing w:after="0" w:line="240" w:lineRule="auto"/>
     </w:pPr>
     <w:rPr>
-      <w:rFonts w:asciiTheme="majorHAnsi" w:eastAsiaTheme="majorEastAsia" w:hAnsiTheme="majorHAnsi" w:cstheme="majorBidi"/>
+      <w:rFonts/>
       <w:color w:val="000000" w:themeColor="text1"/>
     </w:rPr>
     <w:tblPr>
@@ -8172,7 +8003,7 @@
       <w:spacing w:after="0" w:line="240" w:lineRule="auto"/>
     </w:pPr>
     <w:rPr>
-      <w:rFonts w:asciiTheme="majorHAnsi" w:eastAsiaTheme="majorEastAsia" w:hAnsiTheme="majorHAnsi" w:cstheme="majorBidi"/>
+      <w:rFonts/>
       <w:color w:val="000000" w:themeColor="text1"/>
     </w:rPr>
     <w:tblPr>
@@ -8297,7 +8128,7 @@
       <w:spacing w:after="0" w:line="240" w:lineRule="auto"/>
     </w:pPr>
     <w:rPr>
-      <w:rFonts w:asciiTheme="majorHAnsi" w:eastAsiaTheme="majorEastAsia" w:hAnsiTheme="majorHAnsi" w:cstheme="majorBidi"/>
+      <w:rFonts/>
       <w:color w:val="000000" w:themeColor="text1"/>
     </w:rPr>
     <w:tblPr>
@@ -8422,7 +8253,7 @@
       <w:spacing w:after="0" w:line="240" w:lineRule="auto"/>
     </w:pPr>
     <w:rPr>
-      <w:rFonts w:asciiTheme="majorHAnsi" w:eastAsiaTheme="majorEastAsia" w:hAnsiTheme="majorHAnsi" w:cstheme="majorBidi"/>
+      <w:rFonts/>
       <w:color w:val="000000" w:themeColor="text1"/>
     </w:rPr>
     <w:tblPr>
@@ -8547,7 +8378,7 @@
       <w:spacing w:after="0" w:line="240" w:lineRule="auto"/>
     </w:pPr>
     <w:rPr>
-      <w:rFonts w:asciiTheme="majorHAnsi" w:eastAsiaTheme="majorEastAsia" w:hAnsiTheme="majorHAnsi" w:cstheme="majorBidi"/>
+      <w:rFonts/>
       <w:color w:val="000000" w:themeColor="text1"/>
     </w:rPr>
     <w:tblPr>
@@ -8672,7 +8503,7 @@
       <w:spacing w:after="0" w:line="240" w:lineRule="auto"/>
     </w:pPr>
     <w:rPr>
-      <w:rFonts w:asciiTheme="majorHAnsi" w:eastAsiaTheme="majorEastAsia" w:hAnsiTheme="majorHAnsi" w:cstheme="majorBidi"/>
+      <w:rFonts/>
       <w:color w:val="000000" w:themeColor="text1"/>
     </w:rPr>
     <w:tblPr>
